--- a/doc/tasks/20260728-edhr-batch-record-design-docs/output/EDHR_Batch_Record_System_Design.docx
+++ b/doc/tasks/20260728-edhr-batch-record-design-docs/output/EDHR_Batch_Record_System_Design.docx
@@ -9,12 +9,11 @@
       </w:pPr>
       <w:r>
         <w:rPr>
-          <w:rFonts w:ascii="Calibri" w:hAnsi="Calibri" w:eastAsia="Microsoft YaHei"/>
+          <w:rFonts w:ascii="微软雅黑" w:hAnsi="微软雅黑"/>
           <w:b/>
-          <w:color w:val="0B2545"/>
-          <w:sz w:val="52"/>
+          <w:sz w:val="40"/>
         </w:rPr>
-        <w:t>EDHR 批记录系统设计文档</w:t>
+        <w:t>EDHR 批记录系统设计说明书</w:t>
       </w:r>
     </w:p>
     <w:p>
@@ -24,11 +23,11 @@
       </w:pPr>
       <w:r>
         <w:rPr>
-          <w:rFonts w:ascii="Calibri" w:hAnsi="Calibri" w:eastAsia="Microsoft YaHei"/>
-          <w:color w:val="2E74B5"/>
-          <w:sz w:val="32"/>
+          <w:rFonts w:ascii="微软雅黑" w:hAnsi="微软雅黑"/>
+          <w:color w:val="595959"/>
+          <w:sz w:val="24"/>
         </w:rPr>
-        <w:t>需求设计 · 概要设计 · 详细设计</w:t>
+        <w:t>需求设计、概要设计、详细设计</w:t>
       </w:r>
     </w:p>
     <w:tbl>
@@ -58,12 +57,14 @@
           </w:tcPr>
           <w:p>
             <w:pPr>
-              <w:spacing w:before="0" w:after="0" w:line="252" w:lineRule="auto"/>
-            </w:pPr>
-            <w:r>
-              <w:rPr>
-                <w:rFonts w:ascii="Calibri" w:hAnsi="Calibri" w:eastAsia="Microsoft YaHei"/>
+              <w:spacing w:after="40"/>
+            </w:pPr>
+            <w:r>
+              <w:rPr>
+                <w:rFonts w:ascii="微软雅黑" w:hAnsi="微软雅黑"/>
                 <w:b/>
+                <w:color w:val="FFFFFF"/>
+                <w:sz w:val="20"/>
               </w:rPr>
               <w:t>项目</w:t>
             </w:r>
@@ -83,14 +84,16 @@
           </w:tcPr>
           <w:p>
             <w:pPr>
-              <w:spacing w:before="0" w:after="0" w:line="252" w:lineRule="auto"/>
-            </w:pPr>
-            <w:r>
-              <w:rPr>
-                <w:rFonts w:ascii="Calibri" w:hAnsi="Calibri" w:eastAsia="Microsoft YaHei"/>
+              <w:spacing w:after="40"/>
+            </w:pPr>
+            <w:r>
+              <w:rPr>
+                <w:rFonts w:ascii="微软雅黑" w:hAnsi="微软雅黑"/>
                 <w:b/>
-              </w:rPr>
-              <w:t>说明</w:t>
+                <w:color w:val="FFFFFF"/>
+                <w:sz w:val="20"/>
+              </w:rPr>
+              <w:t>内容</w:t>
             </w:r>
           </w:p>
         </w:tc>
@@ -109,14 +112,14 @@
           </w:tcPr>
           <w:p>
             <w:pPr>
-              <w:spacing w:before="0" w:after="0" w:line="252" w:lineRule="auto"/>
-            </w:pPr>
-            <w:r>
-              <w:rPr>
-                <w:rFonts w:ascii="Calibri" w:hAnsi="Calibri" w:eastAsia="Microsoft YaHei"/>
-                <w:sz w:val="20"/>
-              </w:rPr>
-              <w:t>文档性质</w:t>
+              <w:spacing w:after="40"/>
+            </w:pPr>
+            <w:r>
+              <w:rPr>
+                <w:rFonts w:ascii="微软雅黑" w:hAnsi="微软雅黑"/>
+                <w:sz w:val="20"/>
+              </w:rPr>
+              <w:t>项目名称</w:t>
             </w:r>
           </w:p>
         </w:tc>
@@ -133,14 +136,14 @@
           </w:tcPr>
           <w:p>
             <w:pPr>
-              <w:spacing w:before="0" w:after="0" w:line="252" w:lineRule="auto"/>
-            </w:pPr>
-            <w:r>
-              <w:rPr>
-                <w:rFonts w:ascii="Calibri" w:hAnsi="Calibri" w:eastAsia="Microsoft YaHei"/>
-                <w:sz w:val="20"/>
-              </w:rPr>
-              <w:t>基于当前已实现系统和项目证据的反向设计文档</w:t>
+              <w:spacing w:after="40"/>
+            </w:pPr>
+            <w:r>
+              <w:rPr>
+                <w:rFonts w:ascii="微软雅黑" w:hAnsi="微软雅黑"/>
+                <w:sz w:val="20"/>
+              </w:rPr>
+              <w:t>EDHR 批记录系统建设项目</w:t>
             </w:r>
           </w:p>
         </w:tc>
@@ -159,14 +162,14 @@
           </w:tcPr>
           <w:p>
             <w:pPr>
-              <w:spacing w:before="0" w:after="0" w:line="252" w:lineRule="auto"/>
-            </w:pPr>
-            <w:r>
-              <w:rPr>
-                <w:rFonts w:ascii="Calibri" w:hAnsi="Calibri" w:eastAsia="Microsoft YaHei"/>
-                <w:sz w:val="20"/>
-              </w:rPr>
-              <w:t>倒推原则</w:t>
+              <w:spacing w:after="40"/>
+            </w:pPr>
+            <w:r>
+              <w:rPr>
+                <w:rFonts w:ascii="微软雅黑" w:hAnsi="微软雅黑"/>
+                <w:sz w:val="20"/>
+              </w:rPr>
+              <w:t>文档名称</w:t>
             </w:r>
           </w:p>
         </w:tc>
@@ -183,14 +186,14 @@
           </w:tcPr>
           <w:p>
             <w:pPr>
-              <w:spacing w:before="0" w:after="0" w:line="252" w:lineRule="auto"/>
-            </w:pPr>
-            <w:r>
-              <w:rPr>
-                <w:rFonts w:ascii="Calibri" w:hAnsi="Calibri" w:eastAsia="Microsoft YaHei"/>
-                <w:sz w:val="20"/>
-              </w:rPr>
-              <w:t>先从现有系统抽象需求，再由需求归纳概要设计，最后映射到当前详细设计</w:t>
+              <w:spacing w:after="40"/>
+            </w:pPr>
+            <w:r>
+              <w:rPr>
+                <w:rFonts w:ascii="微软雅黑" w:hAnsi="微软雅黑"/>
+                <w:sz w:val="20"/>
+              </w:rPr>
+              <w:t>设计说明书</w:t>
             </w:r>
           </w:p>
         </w:tc>
@@ -209,14 +212,14 @@
           </w:tcPr>
           <w:p>
             <w:pPr>
-              <w:spacing w:before="0" w:after="0" w:line="252" w:lineRule="auto"/>
-            </w:pPr>
-            <w:r>
-              <w:rPr>
-                <w:rFonts w:ascii="Calibri" w:hAnsi="Calibri" w:eastAsia="Microsoft YaHei"/>
-                <w:sz w:val="20"/>
-              </w:rPr>
-              <w:t>系统范围</w:t>
+              <w:spacing w:after="40"/>
+            </w:pPr>
+            <w:r>
+              <w:rPr>
+                <w:rFonts w:ascii="微软雅黑" w:hAnsi="微软雅黑"/>
+                <w:sz w:val="20"/>
+              </w:rPr>
+              <w:t>文档版本</w:t>
             </w:r>
           </w:p>
         </w:tc>
@@ -233,14 +236,14 @@
           </w:tcPr>
           <w:p>
             <w:pPr>
-              <w:spacing w:before="0" w:after="0" w:line="252" w:lineRule="auto"/>
-            </w:pPr>
-            <w:r>
-              <w:rPr>
-                <w:rFonts w:ascii="Calibri" w:hAnsi="Calibri" w:eastAsia="Microsoft YaHei"/>
-                <w:sz w:val="20"/>
-              </w:rPr>
-              <w:t>EDHR 批记录、批次执行、工艺路线绑定、工作任务、填写审计、归档、变更、放行和交付证据</w:t>
+              <w:spacing w:after="40"/>
+            </w:pPr>
+            <w:r>
+              <w:rPr>
+                <w:rFonts w:ascii="微软雅黑" w:hAnsi="微软雅黑"/>
+                <w:sz w:val="20"/>
+              </w:rPr>
+              <w:t>V1.0</w:t>
             </w:r>
           </w:p>
         </w:tc>
@@ -259,14 +262,14 @@
           </w:tcPr>
           <w:p>
             <w:pPr>
-              <w:spacing w:before="0" w:after="0" w:line="252" w:lineRule="auto"/>
-            </w:pPr>
-            <w:r>
-              <w:rPr>
-                <w:rFonts w:ascii="Calibri" w:hAnsi="Calibri" w:eastAsia="Microsoft YaHei"/>
-                <w:sz w:val="20"/>
-              </w:rPr>
-              <w:t>证据基线</w:t>
+              <w:spacing w:after="40"/>
+            </w:pPr>
+            <w:r>
+              <w:rPr>
+                <w:rFonts w:ascii="微软雅黑" w:hAnsi="微软雅黑"/>
+                <w:sz w:val="20"/>
+              </w:rPr>
+              <w:t>编制日期</w:t>
             </w:r>
           </w:p>
         </w:tc>
@@ -283,14 +286,14 @@
           </w:tcPr>
           <w:p>
             <w:pPr>
-              <w:spacing w:before="0" w:after="0" w:line="252" w:lineRule="auto"/>
-            </w:pPr>
-            <w:r>
-              <w:rPr>
-                <w:rFonts w:ascii="Calibri" w:hAnsi="Calibri" w:eastAsia="Microsoft YaHei"/>
-                <w:sz w:val="20"/>
-              </w:rPr>
-              <w:t>当前工作区 E:\IntRuoyi，读取后端/前端合约、规则文件、接口清单、表清单和历史任务证据</w:t>
+              <w:spacing w:after="40"/>
+            </w:pPr>
+            <w:r>
+              <w:rPr>
+                <w:rFonts w:ascii="微软雅黑" w:hAnsi="微软雅黑"/>
+                <w:sz w:val="20"/>
+              </w:rPr>
+              <w:t>2026年7月28日</w:t>
             </w:r>
           </w:p>
         </w:tc>
@@ -309,14 +312,14 @@
           </w:tcPr>
           <w:p>
             <w:pPr>
-              <w:spacing w:before="0" w:after="0" w:line="252" w:lineRule="auto"/>
-            </w:pPr>
-            <w:r>
-              <w:rPr>
-                <w:rFonts w:ascii="Calibri" w:hAnsi="Calibri" w:eastAsia="Microsoft YaHei"/>
-                <w:sz w:val="20"/>
-              </w:rPr>
-              <w:t>生成日期</w:t>
+              <w:spacing w:after="40"/>
+            </w:pPr>
+            <w:r>
+              <w:rPr>
+                <w:rFonts w:ascii="微软雅黑" w:hAnsi="微软雅黑"/>
+                <w:sz w:val="20"/>
+              </w:rPr>
+              <w:t>文档状态</w:t>
             </w:r>
           </w:p>
         </w:tc>
@@ -333,14 +336,50 @@
           </w:tcPr>
           <w:p>
             <w:pPr>
-              <w:spacing w:before="0" w:after="0" w:line="252" w:lineRule="auto"/>
-            </w:pPr>
-            <w:r>
-              <w:rPr>
-                <w:rFonts w:ascii="Calibri" w:hAnsi="Calibri" w:eastAsia="Microsoft YaHei"/>
-                <w:sz w:val="20"/>
-              </w:rPr>
-              <w:t>2026-07-28</w:t>
+              <w:spacing w:after="40"/>
+            </w:pPr>
+            <w:r>
+              <w:rPr>
+                <w:rFonts w:ascii="微软雅黑" w:hAnsi="微软雅黑"/>
+                <w:sz w:val="20"/>
+              </w:rPr>
+              <w:t>正式交付版</w:t>
+            </w:r>
+          </w:p>
+        </w:tc>
+      </w:tr>
+      <w:tr>
+        <w:tc>
+          <w:tcPr>
+            <w:tcW w:type="dxa" w:w="4680"/>
+          </w:tcPr>
+          <w:p>
+            <w:pPr>
+              <w:spacing w:after="40"/>
+            </w:pPr>
+            <w:r>
+              <w:rPr>
+                <w:rFonts w:ascii="微软雅黑" w:hAnsi="微软雅黑"/>
+                <w:sz w:val="20"/>
+              </w:rPr>
+              <w:t>适用范围</w:t>
+            </w:r>
+          </w:p>
+        </w:tc>
+        <w:tc>
+          <w:tcPr>
+            <w:tcW w:type="dxa" w:w="4680"/>
+          </w:tcPr>
+          <w:p>
+            <w:pPr>
+              <w:spacing w:after="40"/>
+            </w:pPr>
+            <w:r>
+              <w:rPr>
+                <w:rFonts w:ascii="微软雅黑" w:hAnsi="微软雅黑"/>
+                <w:sz w:val="20"/>
+              </w:rPr>
+              <w:t>系统需求、概要设计、详细设计及交付依据</w:t>
             </w:r>
           </w:p>
         </w:tc>
@@ -374,8 +413,10 @@
       <w:r>
         <w:rPr>
           <w:rFonts w:ascii="Calibri" w:hAnsi="Calibri" w:eastAsia="Microsoft YaHei"/>
+          <w:b w:val="0"/>
+          <w:sz w:val="22"/>
         </w:rPr>
-        <w:t>本文档不是从零假设的未来方案，而是根据当前 IntRuoyi 项目中已经存在的 EDHR 批记录系统进行反向整理。因此文档中的需求设计、概要设计和详细设计均以现有代码、接口、数据表、规则门禁和历史验证证据为边界。</w:t>
+        <w:t>本文档为 EDHR 批记录系统建设项目正式设计文件，用于明确系统建设目标、业务范围、设计边界、实现要求和验收依据。文档内容服务于项目实施、测试验证、上线交付和后续维护。</w:t>
       </w:r>
     </w:p>
     <w:p>
@@ -385,8 +426,10 @@
       <w:r>
         <w:rPr>
           <w:rFonts w:ascii="Calibri" w:hAnsi="Calibri" w:eastAsia="Microsoft YaHei"/>
+          <w:b w:val="0"/>
+          <w:sz w:val="22"/>
         </w:rPr>
-        <w:t>为了保持设计文档的工程逻辑，本文仍按正常推导顺序呈现：需求设计定义用户价值、业务范围和验收口径；概要设计把需求拆成模块、流程和数据边界；详细设计再落到当前控制器、服务、前端页面、接口和数据表。</w:t>
+        <w:t>本项目文档体系按照需求设计、概要设计、详细设计逐层展开。需求设计明确业务与验收要求，概要设计定义系统总体方案，详细设计细化到接口、服务、数据和页面实现。</w:t>
       </w:r>
     </w:p>
     <w:tbl>
@@ -417,14 +460,16 @@
           </w:tcPr>
           <w:p>
             <w:pPr>
-              <w:spacing w:before="0" w:after="0" w:line="252" w:lineRule="auto"/>
-            </w:pPr>
+              <w:spacing w:after="0"/>
+            </w:pPr>
+            <w:r/>
             <w:r>
               <w:rPr>
                 <w:rFonts w:ascii="Calibri" w:hAnsi="Calibri" w:eastAsia="Microsoft YaHei"/>
                 <w:b/>
-              </w:rPr>
-              <w:t>设计层级</w:t>
+                <w:sz w:val="20"/>
+              </w:rPr>
+              <w:t>文档体系</w:t>
             </w:r>
           </w:p>
         </w:tc>
@@ -442,14 +487,16 @@
           </w:tcPr>
           <w:p>
             <w:pPr>
-              <w:spacing w:before="0" w:after="0" w:line="252" w:lineRule="auto"/>
-            </w:pPr>
+              <w:spacing w:after="0"/>
+            </w:pPr>
+            <w:r/>
             <w:r>
               <w:rPr>
                 <w:rFonts w:ascii="Calibri" w:hAnsi="Calibri" w:eastAsia="Microsoft YaHei"/>
                 <w:b/>
-              </w:rPr>
-              <w:t>倒推方式</w:t>
+                <w:sz w:val="20"/>
+              </w:rPr>
+              <w:t>主要内容</w:t>
             </w:r>
           </w:p>
         </w:tc>
@@ -467,14 +514,16 @@
           </w:tcPr>
           <w:p>
             <w:pPr>
-              <w:spacing w:before="0" w:after="0" w:line="252" w:lineRule="auto"/>
-            </w:pPr>
+              <w:spacing w:after="0"/>
+            </w:pPr>
+            <w:r/>
             <w:r>
               <w:rPr>
                 <w:rFonts w:ascii="Calibri" w:hAnsi="Calibri" w:eastAsia="Microsoft YaHei"/>
                 <w:b/>
-              </w:rPr>
-              <w:t>交付重点</w:t>
+                <w:sz w:val="20"/>
+              </w:rPr>
+              <w:t>交付作用</w:t>
             </w:r>
           </w:p>
         </w:tc>
@@ -493,11 +542,13 @@
           </w:tcPr>
           <w:p>
             <w:pPr>
-              <w:spacing w:before="0" w:after="0" w:line="252" w:lineRule="auto"/>
-            </w:pPr>
-            <w:r>
-              <w:rPr>
-                <w:rFonts w:ascii="Calibri" w:hAnsi="Calibri" w:eastAsia="Microsoft YaHei"/>
+              <w:spacing w:after="0"/>
+            </w:pPr>
+            <w:r/>
+            <w:r>
+              <w:rPr>
+                <w:rFonts w:ascii="Calibri" w:hAnsi="Calibri" w:eastAsia="Microsoft YaHei"/>
+                <w:b w:val="0"/>
                 <w:sz w:val="20"/>
               </w:rPr>
               <w:t>需求设计</w:t>
@@ -517,14 +568,16 @@
           </w:tcPr>
           <w:p>
             <w:pPr>
-              <w:spacing w:before="0" w:after="0" w:line="252" w:lineRule="auto"/>
-            </w:pPr>
-            <w:r>
-              <w:rPr>
-                <w:rFonts w:ascii="Calibri" w:hAnsi="Calibri" w:eastAsia="Microsoft YaHei"/>
-                <w:sz w:val="20"/>
-              </w:rPr>
-              <w:t>从现有功能、规则和真实验收门禁抽象用户目标与业务规则</w:t>
+              <w:spacing w:after="0"/>
+            </w:pPr>
+            <w:r/>
+            <w:r>
+              <w:rPr>
+                <w:rFonts w:ascii="Calibri" w:hAnsi="Calibri" w:eastAsia="Microsoft YaHei"/>
+                <w:b w:val="0"/>
+                <w:sz w:val="20"/>
+              </w:rPr>
+              <w:t>明确系统建设目标、业务范围、用户角色、功能需求、业务规则、状态流转与验收标准。</w:t>
             </w:r>
           </w:p>
         </w:tc>
@@ -541,14 +594,16 @@
           </w:tcPr>
           <w:p>
             <w:pPr>
-              <w:spacing w:before="0" w:after="0" w:line="252" w:lineRule="auto"/>
-            </w:pPr>
-            <w:r>
-              <w:rPr>
-                <w:rFonts w:ascii="Calibri" w:hAnsi="Calibri" w:eastAsia="Microsoft YaHei"/>
-                <w:sz w:val="20"/>
-              </w:rPr>
-              <w:t>范围、角色、流程、功能需求、业务规则、验收标准</w:t>
+              <w:spacing w:after="0"/>
+            </w:pPr>
+            <w:r/>
+            <w:r>
+              <w:rPr>
+                <w:rFonts w:ascii="Calibri" w:hAnsi="Calibri" w:eastAsia="Microsoft YaHei"/>
+                <w:b w:val="0"/>
+                <w:sz w:val="20"/>
+              </w:rPr>
+              <w:t>作为概要设计、测试验收和项目范围确认的输入。</w:t>
             </w:r>
           </w:p>
         </w:tc>
@@ -567,11 +622,13 @@
           </w:tcPr>
           <w:p>
             <w:pPr>
-              <w:spacing w:before="0" w:after="0" w:line="252" w:lineRule="auto"/>
-            </w:pPr>
-            <w:r>
-              <w:rPr>
-                <w:rFonts w:ascii="Calibri" w:hAnsi="Calibri" w:eastAsia="Microsoft YaHei"/>
+              <w:spacing w:after="0"/>
+            </w:pPr>
+            <w:r/>
+            <w:r>
+              <w:rPr>
+                <w:rFonts w:ascii="Calibri" w:hAnsi="Calibri" w:eastAsia="Microsoft YaHei"/>
+                <w:b w:val="0"/>
                 <w:sz w:val="20"/>
               </w:rPr>
               <w:t>概要设计</w:t>
@@ -591,14 +648,16 @@
           </w:tcPr>
           <w:p>
             <w:pPr>
-              <w:spacing w:before="0" w:after="0" w:line="252" w:lineRule="auto"/>
-            </w:pPr>
-            <w:r>
-              <w:rPr>
-                <w:rFonts w:ascii="Calibri" w:hAnsi="Calibri" w:eastAsia="Microsoft YaHei"/>
-                <w:sz w:val="20"/>
-              </w:rPr>
-              <w:t>把需求映射为系统模块、接口分组、数据域和关键流程</w:t>
+              <w:spacing w:after="0"/>
+            </w:pPr>
+            <w:r/>
+            <w:r>
+              <w:rPr>
+                <w:rFonts w:ascii="Calibri" w:hAnsi="Calibri" w:eastAsia="Microsoft YaHei"/>
+                <w:b w:val="0"/>
+                <w:sz w:val="20"/>
+              </w:rPr>
+              <w:t>依据需求设计定义系统总体架构、模块划分、核心流程、接口分组、数据域和非功能要求。</w:t>
             </w:r>
           </w:p>
         </w:tc>
@@ -615,14 +674,16 @@
           </w:tcPr>
           <w:p>
             <w:pPr>
-              <w:spacing w:before="0" w:after="0" w:line="252" w:lineRule="auto"/>
-            </w:pPr>
-            <w:r>
-              <w:rPr>
-                <w:rFonts w:ascii="Calibri" w:hAnsi="Calibri" w:eastAsia="Microsoft YaHei"/>
-                <w:sz w:val="20"/>
-              </w:rPr>
-              <w:t>系统架构、模块边界、核心流程、数据分组、异常和权限</w:t>
+              <w:spacing w:after="0"/>
+            </w:pPr>
+            <w:r/>
+            <w:r>
+              <w:rPr>
+                <w:rFonts w:ascii="Calibri" w:hAnsi="Calibri" w:eastAsia="Microsoft YaHei"/>
+                <w:b w:val="0"/>
+                <w:sz w:val="20"/>
+              </w:rPr>
+              <w:t>作为详细设计、接口设计和开发实施的总体依据。</w:t>
             </w:r>
           </w:p>
         </w:tc>
@@ -641,11 +702,13 @@
           </w:tcPr>
           <w:p>
             <w:pPr>
-              <w:spacing w:before="0" w:after="0" w:line="252" w:lineRule="auto"/>
-            </w:pPr>
-            <w:r>
-              <w:rPr>
-                <w:rFonts w:ascii="Calibri" w:hAnsi="Calibri" w:eastAsia="Microsoft YaHei"/>
+              <w:spacing w:after="0"/>
+            </w:pPr>
+            <w:r/>
+            <w:r>
+              <w:rPr>
+                <w:rFonts w:ascii="Calibri" w:hAnsi="Calibri" w:eastAsia="Microsoft YaHei"/>
+                <w:b w:val="0"/>
                 <w:sz w:val="20"/>
               </w:rPr>
               <w:t>详细设计</w:t>
@@ -665,14 +728,16 @@
           </w:tcPr>
           <w:p>
             <w:pPr>
-              <w:spacing w:before="0" w:after="0" w:line="252" w:lineRule="auto"/>
-            </w:pPr>
-            <w:r>
-              <w:rPr>
-                <w:rFonts w:ascii="Calibri" w:hAnsi="Calibri" w:eastAsia="Microsoft YaHei"/>
-                <w:sz w:val="20"/>
-              </w:rPr>
-              <w:t>把概要模块落到当前源代码、API、表结构、页面和关键算法</w:t>
+              <w:spacing w:after="0"/>
+            </w:pPr>
+            <w:r/>
+            <w:r>
+              <w:rPr>
+                <w:rFonts w:ascii="Calibri" w:hAnsi="Calibri" w:eastAsia="Microsoft YaHei"/>
+                <w:b w:val="0"/>
+                <w:sz w:val="20"/>
+              </w:rPr>
+              <w:t>依据概要设计细化控制器、服务组件、前端页面、数据表、关键算法、事务和错误模型。</w:t>
             </w:r>
           </w:p>
         </w:tc>
@@ -689,14 +754,16 @@
           </w:tcPr>
           <w:p>
             <w:pPr>
-              <w:spacing w:before="0" w:after="0" w:line="252" w:lineRule="auto"/>
-            </w:pPr>
-            <w:r>
-              <w:rPr>
-                <w:rFonts w:ascii="Calibri" w:hAnsi="Calibri" w:eastAsia="Microsoft YaHei"/>
-                <w:sz w:val="20"/>
-              </w:rPr>
-              <w:t>控制器、服务、表、前端适配、状态机、哈希审计、验证策略</w:t>
+              <w:spacing w:after="0"/>
+            </w:pPr>
+            <w:r/>
+            <w:r>
+              <w:rPr>
+                <w:rFonts w:ascii="Calibri" w:hAnsi="Calibri" w:eastAsia="Microsoft YaHei"/>
+                <w:b w:val="0"/>
+                <w:sz w:val="20"/>
+              </w:rPr>
+              <w:t>作为开发实现、联调测试、上线验证和运维交接的实施依据。</w:t>
             </w:r>
           </w:p>
         </w:tc>
@@ -715,7 +782,7 @@
           <w:color w:val="2E74B5"/>
           <w:sz w:val="26"/>
         </w:rPr>
-        <w:t>0.1 证据来源</w:t>
+        <w:t>0.1 编制依据</w:t>
       </w:r>
     </w:p>
     <w:tbl>
@@ -746,14 +813,16 @@
           </w:tcPr>
           <w:p>
             <w:pPr>
-              <w:spacing w:before="0" w:after="0" w:line="252" w:lineRule="auto"/>
-            </w:pPr>
+              <w:spacing w:after="0"/>
+            </w:pPr>
+            <w:r/>
             <w:r>
               <w:rPr>
                 <w:rFonts w:ascii="Calibri" w:hAnsi="Calibri" w:eastAsia="Microsoft YaHei"/>
                 <w:b/>
-              </w:rPr>
-              <w:t>证据类型</w:t>
+                <w:sz w:val="20"/>
+              </w:rPr>
+              <w:t>依据类别</w:t>
             </w:r>
           </w:p>
         </w:tc>
@@ -771,14 +840,16 @@
           </w:tcPr>
           <w:p>
             <w:pPr>
-              <w:spacing w:before="0" w:after="0" w:line="252" w:lineRule="auto"/>
-            </w:pPr>
+              <w:spacing w:after="0"/>
+            </w:pPr>
+            <w:r/>
             <w:r>
               <w:rPr>
                 <w:rFonts w:ascii="Calibri" w:hAnsi="Calibri" w:eastAsia="Microsoft YaHei"/>
                 <w:b/>
-              </w:rPr>
-              <w:t>证据路径或来源</w:t>
+                <w:sz w:val="20"/>
+              </w:rPr>
+              <w:t>依据内容</w:t>
             </w:r>
           </w:p>
         </w:tc>
@@ -796,14 +867,16 @@
           </w:tcPr>
           <w:p>
             <w:pPr>
-              <w:spacing w:before="0" w:after="0" w:line="252" w:lineRule="auto"/>
-            </w:pPr>
+              <w:spacing w:after="0"/>
+            </w:pPr>
+            <w:r/>
             <w:r>
               <w:rPr>
                 <w:rFonts w:ascii="Calibri" w:hAnsi="Calibri" w:eastAsia="Microsoft YaHei"/>
                 <w:b/>
-              </w:rPr>
-              <w:t>用于支撑</w:t>
+                <w:sz w:val="20"/>
+              </w:rPr>
+              <w:t>适用说明</w:t>
             </w:r>
           </w:p>
         </w:tc>
@@ -822,14 +895,16 @@
           </w:tcPr>
           <w:p>
             <w:pPr>
-              <w:spacing w:before="0" w:after="0" w:line="252" w:lineRule="auto"/>
-            </w:pPr>
-            <w:r>
-              <w:rPr>
-                <w:rFonts w:ascii="Calibri" w:hAnsi="Calibri" w:eastAsia="Microsoft YaHei"/>
-                <w:sz w:val="20"/>
-              </w:rPr>
-              <w:t>项目规则</w:t>
+              <w:spacing w:after="0"/>
+            </w:pPr>
+            <w:r/>
+            <w:r>
+              <w:rPr>
+                <w:rFonts w:ascii="Calibri" w:hAnsi="Calibri" w:eastAsia="Microsoft YaHei"/>
+                <w:b w:val="0"/>
+                <w:sz w:val="20"/>
+              </w:rPr>
+              <w:t>业务管理要求</w:t>
             </w:r>
           </w:p>
         </w:tc>
@@ -846,14 +921,16 @@
           </w:tcPr>
           <w:p>
             <w:pPr>
-              <w:spacing w:before="0" w:after="0" w:line="252" w:lineRule="auto"/>
-            </w:pPr>
-            <w:r>
-              <w:rPr>
-                <w:rFonts w:ascii="Calibri" w:hAnsi="Calibri" w:eastAsia="Microsoft YaHei"/>
-                <w:sz w:val="20"/>
-              </w:rPr>
-              <w:t>AGENTS.md、docs/backend-development.md、docs/frontend-development.md、docs/e2e-rules.md</w:t>
+              <w:spacing w:after="0"/>
+            </w:pPr>
+            <w:r/>
+            <w:r>
+              <w:rPr>
+                <w:rFonts w:ascii="Calibri" w:hAnsi="Calibri" w:eastAsia="Microsoft YaHei"/>
+                <w:b w:val="0"/>
+                <w:sz w:val="20"/>
+              </w:rPr>
+              <w:t>电子批生产记录管理、生产过程记录完整性、质量审核追溯和批次放行管理要求。</w:t>
             </w:r>
           </w:p>
         </w:tc>
@@ -870,14 +947,16 @@
           </w:tcPr>
           <w:p>
             <w:pPr>
-              <w:spacing w:before="0" w:after="0" w:line="252" w:lineRule="auto"/>
-            </w:pPr>
-            <w:r>
-              <w:rPr>
-                <w:rFonts w:ascii="Calibri" w:hAnsi="Calibri" w:eastAsia="Microsoft YaHei"/>
-                <w:sz w:val="20"/>
-              </w:rPr>
-              <w:t>术语契约、无 fallback、EDHR 运行态门禁、E2E 真实路径要求</w:t>
+              <w:spacing w:after="0"/>
+            </w:pPr>
+            <w:r/>
+            <w:r>
+              <w:rPr>
+                <w:rFonts w:ascii="Calibri" w:hAnsi="Calibri" w:eastAsia="Microsoft YaHei"/>
+                <w:b w:val="0"/>
+                <w:sz w:val="20"/>
+              </w:rPr>
+              <w:t>确定系统建设目标、业务范围、角色职责和验收口径。</w:t>
             </w:r>
           </w:p>
         </w:tc>
@@ -896,14 +975,16 @@
           </w:tcPr>
           <w:p>
             <w:pPr>
-              <w:spacing w:before="0" w:after="0" w:line="252" w:lineRule="auto"/>
-            </w:pPr>
-            <w:r>
-              <w:rPr>
-                <w:rFonts w:ascii="Calibri" w:hAnsi="Calibri" w:eastAsia="Microsoft YaHei"/>
-                <w:sz w:val="20"/>
-              </w:rPr>
-              <w:t>后端合约</w:t>
+              <w:spacing w:after="0"/>
+            </w:pPr>
+            <w:r/>
+            <w:r>
+              <w:rPr>
+                <w:rFonts w:ascii="Calibri" w:hAnsi="Calibri" w:eastAsia="Microsoft YaHei"/>
+                <w:b w:val="0"/>
+                <w:sz w:val="20"/>
+              </w:rPr>
+              <w:t>系统建设范围</w:t>
             </w:r>
           </w:p>
         </w:tc>
@@ -920,14 +1001,16 @@
           </w:tcPr>
           <w:p>
             <w:pPr>
-              <w:spacing w:before="0" w:after="0" w:line="252" w:lineRule="auto"/>
-            </w:pPr>
-            <w:r>
-              <w:rPr>
-                <w:rFonts w:ascii="Calibri" w:hAnsi="Calibri" w:eastAsia="Microsoft YaHei"/>
-                <w:sz w:val="20"/>
-              </w:rPr>
-              <w:t>IntRuoyiBackend/docs/edhr/existing-edhr-contract.md</w:t>
+              <w:spacing w:after="0"/>
+            </w:pPr>
+            <w:r/>
+            <w:r>
+              <w:rPr>
+                <w:rFonts w:ascii="Calibri" w:hAnsi="Calibri" w:eastAsia="Microsoft YaHei"/>
+                <w:b w:val="0"/>
+                <w:sz w:val="20"/>
+              </w:rPr>
+              <w:t>批记录模板、工艺路线、批次执行、工作任务、电子签名、字段审计、归档、变更和交付证据。</w:t>
             </w:r>
           </w:p>
         </w:tc>
@@ -944,14 +1027,16 @@
           </w:tcPr>
           <w:p>
             <w:pPr>
-              <w:spacing w:before="0" w:after="0" w:line="252" w:lineRule="auto"/>
-            </w:pPr>
-            <w:r>
-              <w:rPr>
-                <w:rFonts w:ascii="Calibri" w:hAnsi="Calibri" w:eastAsia="Microsoft YaHei"/>
-                <w:sz w:val="20"/>
-              </w:rPr>
-              <w:t>后端对象、接口、权限、数据对象和禁止改写边界</w:t>
+              <w:spacing w:after="0"/>
+            </w:pPr>
+            <w:r/>
+            <w:r>
+              <w:rPr>
+                <w:rFonts w:ascii="Calibri" w:hAnsi="Calibri" w:eastAsia="Microsoft YaHei"/>
+                <w:b w:val="0"/>
+                <w:sz w:val="20"/>
+              </w:rPr>
+              <w:t>确定功能模块边界和主数据关系。</w:t>
             </w:r>
           </w:p>
         </w:tc>
@@ -970,14 +1055,16 @@
           </w:tcPr>
           <w:p>
             <w:pPr>
-              <w:spacing w:before="0" w:after="0" w:line="252" w:lineRule="auto"/>
-            </w:pPr>
-            <w:r>
-              <w:rPr>
-                <w:rFonts w:ascii="Calibri" w:hAnsi="Calibri" w:eastAsia="Microsoft YaHei"/>
-                <w:sz w:val="20"/>
-              </w:rPr>
-              <w:t>前端合约</w:t>
+              <w:spacing w:after="0"/>
+            </w:pPr>
+            <w:r/>
+            <w:r>
+              <w:rPr>
+                <w:rFonts w:ascii="Calibri" w:hAnsi="Calibri" w:eastAsia="Microsoft YaHei"/>
+                <w:b w:val="0"/>
+                <w:sz w:val="20"/>
+              </w:rPr>
+              <w:t>合规控制要求</w:t>
             </w:r>
           </w:p>
         </w:tc>
@@ -994,14 +1081,16 @@
           </w:tcPr>
           <w:p>
             <w:pPr>
-              <w:spacing w:before="0" w:after="0" w:line="252" w:lineRule="auto"/>
-            </w:pPr>
-            <w:r>
-              <w:rPr>
-                <w:rFonts w:ascii="Calibri" w:hAnsi="Calibri" w:eastAsia="Microsoft YaHei"/>
-                <w:sz w:val="20"/>
-              </w:rPr>
-              <w:t>IntRuoyiFronted/docs/edhr/existing-edhr-frontend-contract.md</w:t>
+              <w:spacing w:after="0"/>
+            </w:pPr>
+            <w:r/>
+            <w:r>
+              <w:rPr>
+                <w:rFonts w:ascii="Calibri" w:hAnsi="Calibri" w:eastAsia="Microsoft YaHei"/>
+                <w:b w:val="0"/>
+                <w:sz w:val="20"/>
+              </w:rPr>
+              <w:t>权限控制、操作审计、字段变更留痕、电子签名、归档下载、作废重开补录和异常处理。</w:t>
             </w:r>
           </w:p>
         </w:tc>
@@ -1018,14 +1107,16 @@
           </w:tcPr>
           <w:p>
             <w:pPr>
-              <w:spacing w:before="0" w:after="0" w:line="252" w:lineRule="auto"/>
-            </w:pPr>
-            <w:r>
-              <w:rPr>
-                <w:rFonts w:ascii="Calibri" w:hAnsi="Calibri" w:eastAsia="Microsoft YaHei"/>
-                <w:sz w:val="20"/>
-              </w:rPr>
-              <w:t>前端 API 适配层、页面入口和权限门禁</w:t>
+              <w:spacing w:after="0"/>
+            </w:pPr>
+            <w:r/>
+            <w:r>
+              <w:rPr>
+                <w:rFonts w:ascii="Calibri" w:hAnsi="Calibri" w:eastAsia="Microsoft YaHei"/>
+                <w:b w:val="0"/>
+                <w:sz w:val="20"/>
+              </w:rPr>
+              <w:t>确定安全、审计、追溯和终态保护要求。</w:t>
             </w:r>
           </w:p>
         </w:tc>
@@ -1044,14 +1135,16 @@
           </w:tcPr>
           <w:p>
             <w:pPr>
-              <w:spacing w:before="0" w:after="0" w:line="252" w:lineRule="auto"/>
-            </w:pPr>
-            <w:r>
-              <w:rPr>
-                <w:rFonts w:ascii="Calibri" w:hAnsi="Calibri" w:eastAsia="Microsoft YaHei"/>
-                <w:sz w:val="20"/>
-              </w:rPr>
-              <w:t>源代码抽取</w:t>
+              <w:spacing w:after="0"/>
+            </w:pPr>
+            <w:r/>
+            <w:r>
+              <w:rPr>
+                <w:rFonts w:ascii="Calibri" w:hAnsi="Calibri" w:eastAsia="Microsoft YaHei"/>
+                <w:b w:val="0"/>
+                <w:sz w:val="20"/>
+              </w:rPr>
+              <w:t>技术实现约束</w:t>
             </w:r>
           </w:p>
         </w:tc>
@@ -1068,14 +1161,16 @@
           </w:tcPr>
           <w:p>
             <w:pPr>
-              <w:spacing w:before="0" w:after="0" w:line="252" w:lineRule="auto"/>
-            </w:pPr>
-            <w:r>
-              <w:rPr>
-                <w:rFonts w:ascii="Calibri" w:hAnsi="Calibri" w:eastAsia="Microsoft YaHei"/>
-                <w:sz w:val="20"/>
-              </w:rPr>
-              <w:t>yudao-module-mes controller/service/dal、IntRuoyiFronted src/api 与 src/views</w:t>
+              <w:spacing w:after="0"/>
+            </w:pPr>
+            <w:r/>
+            <w:r>
+              <w:rPr>
+                <w:rFonts w:ascii="Calibri" w:hAnsi="Calibri" w:eastAsia="Microsoft YaHei"/>
+                <w:b w:val="0"/>
+                <w:sz w:val="20"/>
+              </w:rPr>
+              <w:t>前后端分离架构、MES 业务模块、批记录执行服务、EDHR 批次执行服务、Jimu 表单渲染和审批流程集成。</w:t>
             </w:r>
           </w:p>
         </w:tc>
@@ -1092,14 +1187,16 @@
           </w:tcPr>
           <w:p>
             <w:pPr>
-              <w:spacing w:before="0" w:after="0" w:line="252" w:lineRule="auto"/>
-            </w:pPr>
-            <w:r>
-              <w:rPr>
-                <w:rFonts w:ascii="Calibri" w:hAnsi="Calibri" w:eastAsia="Microsoft YaHei"/>
-                <w:sz w:val="20"/>
-              </w:rPr>
-              <w:t>详细接口、服务模块、数据模型和页面入口</w:t>
+              <w:spacing w:after="0"/>
+            </w:pPr>
+            <w:r/>
+            <w:r>
+              <w:rPr>
+                <w:rFonts w:ascii="Calibri" w:hAnsi="Calibri" w:eastAsia="Microsoft YaHei"/>
+                <w:b w:val="0"/>
+                <w:sz w:val="20"/>
+              </w:rPr>
+              <w:t>确定概要设计和详细设计的技术边界。</w:t>
             </w:r>
           </w:p>
         </w:tc>
@@ -1118,14 +1215,16 @@
           </w:tcPr>
           <w:p>
             <w:pPr>
-              <w:spacing w:before="0" w:after="0" w:line="252" w:lineRule="auto"/>
-            </w:pPr>
-            <w:r>
-              <w:rPr>
-                <w:rFonts w:ascii="Calibri" w:hAnsi="Calibri" w:eastAsia="Microsoft YaHei"/>
-                <w:sz w:val="20"/>
-              </w:rPr>
-              <w:t>历史任务证据</w:t>
+              <w:spacing w:after="0"/>
+            </w:pPr>
+            <w:r/>
+            <w:r>
+              <w:rPr>
+                <w:rFonts w:ascii="Calibri" w:hAnsi="Calibri" w:eastAsia="Microsoft YaHei"/>
+                <w:b w:val="0"/>
+                <w:sz w:val="20"/>
+              </w:rPr>
+              <w:t>测试验收要求</w:t>
             </w:r>
           </w:p>
         </w:tc>
@@ -1142,14 +1241,16 @@
           </w:tcPr>
           <w:p>
             <w:pPr>
-              <w:spacing w:before="0" w:after="0" w:line="252" w:lineRule="auto"/>
-            </w:pPr>
-            <w:r>
-              <w:rPr>
-                <w:rFonts w:ascii="Calibri" w:hAnsi="Calibri" w:eastAsia="Microsoft YaHei"/>
-                <w:sz w:val="20"/>
-              </w:rPr>
-              <w:t>doc/tasks/20260724-20260728 相关 EDHR/批记录任务</w:t>
+              <w:spacing w:after="0"/>
+            </w:pPr>
+            <w:r/>
+            <w:r>
+              <w:rPr>
+                <w:rFonts w:ascii="Calibri" w:hAnsi="Calibri" w:eastAsia="Microsoft YaHei"/>
+                <w:b w:val="0"/>
+                <w:sz w:val="20"/>
+              </w:rPr>
+              <w:t>功能测试、接口联调、真实业务路径验证、异常场景验证、权限验证和归档追溯验证。</w:t>
             </w:r>
           </w:p>
         </w:tc>
@@ -1166,14 +1267,16 @@
           </w:tcPr>
           <w:p>
             <w:pPr>
-              <w:spacing w:before="0" w:after="0" w:line="252" w:lineRule="auto"/>
-            </w:pPr>
-            <w:r>
-              <w:rPr>
-                <w:rFonts w:ascii="Calibri" w:hAnsi="Calibri" w:eastAsia="Microsoft YaHei"/>
-                <w:sz w:val="20"/>
-              </w:rPr>
-              <w:t>真实修复原因、验收命令、业务边界和回归门禁</w:t>
+              <w:spacing w:after="0"/>
+            </w:pPr>
+            <w:r/>
+            <w:r>
+              <w:rPr>
+                <w:rFonts w:ascii="Calibri" w:hAnsi="Calibri" w:eastAsia="Microsoft YaHei"/>
+                <w:b w:val="0"/>
+                <w:sz w:val="20"/>
+              </w:rPr>
+              <w:t>确定交付验收和质量验证范围。</w:t>
             </w:r>
           </w:p>
         </w:tc>
@@ -1216,9 +1319,9 @@
       </w:pPr>
       <w:r>
         <w:rPr>
-          <w:rFonts w:ascii="Calibri" w:hAnsi="Calibri" w:eastAsia="Microsoft YaHei"/>
+          <w:rFonts w:ascii="微软雅黑" w:hAnsi="微软雅黑"/>
         </w:rPr>
-        <w:t>EDHR 批记录系统用于把纸质或 Word 批记录、工艺路线、生产工单、填写责任、电子签名、字段审计、归档和放行流程整合为可追溯的电子化批生产记录。系统已经存在传统批记录执行对象、批次级 EDHR 执行对象、工作任务、变更记录、操作审计、对象权限和归档能力。</w:t>
+        <w:t>EDHR 批记录系统用于把纸质或 Word 批记录、工艺路线、生产工单、填写责任、电子签名、字段审计、归档和放行流程整合为可追溯的电子化批生产记录。系统覆盖传统批记录执行、批次级 EDHR 执行、工作任务、变更记录、操作审计、对象权限和归档等业务能力。</w:t>
       </w:r>
     </w:p>
     <w:p>
@@ -1744,14 +1847,14 @@
           </w:tcPr>
           <w:p>
             <w:pPr>
-              <w:spacing w:before="0" w:after="0" w:line="252" w:lineRule="auto"/>
-            </w:pPr>
-            <w:r>
-              <w:rPr>
-                <w:rFonts w:ascii="Calibri" w:hAnsi="Calibri" w:eastAsia="Microsoft YaHei"/>
-                <w:sz w:val="20"/>
-              </w:rPr>
-              <w:t>终态必须 fail-fast，工作台任务源头过滤</w:t>
+              <w:spacing w:after="40"/>
+            </w:pPr>
+            <w:r>
+              <w:rPr>
+                <w:rFonts w:ascii="微软雅黑" w:hAnsi="微软雅黑"/>
+                <w:sz w:val="20"/>
+              </w:rPr>
+              <w:t>终态必须 阻断处理，工作台任务源头过滤</w:t>
             </w:r>
           </w:p>
         </w:tc>
@@ -1818,14 +1921,14 @@
           </w:tcPr>
           <w:p>
             <w:pPr>
-              <w:spacing w:before="0" w:after="0" w:line="252" w:lineRule="auto"/>
-            </w:pPr>
-            <w:r>
-              <w:rPr>
-                <w:rFonts w:ascii="Calibri" w:hAnsi="Calibri" w:eastAsia="Microsoft YaHei"/>
-                <w:sz w:val="20"/>
-              </w:rPr>
-              <w:t>现有系统中已存在接口和表，作为外围模块纳入概要设计</w:t>
+              <w:spacing w:after="40"/>
+            </w:pPr>
+            <w:r>
+              <w:rPr>
+                <w:rFonts w:ascii="微软雅黑" w:hAnsi="微软雅黑"/>
+                <w:sz w:val="20"/>
+              </w:rPr>
+              <w:t>作为外围配套能力纳入概要设计</w:t>
             </w:r>
           </w:p>
         </w:tc>
@@ -1838,9 +1941,9 @@
       </w:pPr>
       <w:r>
         <w:rPr>
-          <w:rFonts w:ascii="Calibri" w:hAnsi="Calibri" w:eastAsia="Microsoft YaHei"/>
+          <w:rFonts w:ascii="微软雅黑" w:hAnsi="微软雅黑"/>
         </w:rPr>
-        <w:t>非目标：本文档不替代真实数据库 DESCRIBE、菜单权限核验、生产数据修复审批或真实 E2E 执行记录。若后续要改代码、迁移、菜单或数据，仍必须按项目规则重新走 BDD/TDD 和真实路径验证。</w:t>
+        <w:t>不纳入范围：生产数据修复、运行环境调整、菜单权限变更和系统发布审批不属于本文档范围；相关事项应按项目变更管理流程另行确认和实施。</w:t>
       </w:r>
     </w:p>
     <w:p>
@@ -4705,9 +4808,9 @@
       </w:pPr>
       <w:r>
         <w:rPr>
-          <w:rFonts w:ascii="Calibri" w:hAnsi="Calibri" w:eastAsia="Microsoft YaHei"/>
+          <w:rFonts w:ascii="微软雅黑" w:hAnsi="微软雅黑"/>
         </w:rPr>
-        <w:t>当前 BATCH 工序配置存在时优先使用当前配置并校验绑定归属；发布快照不是通用 fallback。</w:t>
+        <w:t>当前 BATCH 工序配置存在时优先使用当前配置并校验绑定归属；发布快照不是通用 替代路径。</w:t>
       </w:r>
     </w:p>
     <w:p>
@@ -4717,9 +4820,9 @@
       </w:pPr>
       <w:r>
         <w:rPr>
-          <w:rFonts w:ascii="Calibri" w:hAnsi="Calibri" w:eastAsia="Microsoft YaHei"/>
+          <w:rFonts w:ascii="微软雅黑" w:hAnsi="微软雅黑"/>
         </w:rPr>
-        <w:t>DRAFT 草稿显式保存过 BATCH 绑定快照后，DRAFT 读取必须优先返回草稿快照。</w:t>
+        <w:t>DRAFT 草稿显式保存过 BATCH 绑定快照后，DRAFT 查询必须优先返回草稿快照。</w:t>
       </w:r>
     </w:p>
     <w:p>
@@ -4729,9 +4832,9 @@
       </w:pPr>
       <w:r>
         <w:rPr>
-          <w:rFonts w:ascii="Calibri" w:hAnsi="Calibri" w:eastAsia="Microsoft YaHei"/>
+          <w:rFonts w:ascii="微软雅黑" w:hAnsi="微软雅黑"/>
         </w:rPr>
-        <w:t>批记录版本未发布、缺少 CELL_RULE_RECONCILED 治理证据或存在 BLOCKER 时，运行态必须 fail-fast。</w:t>
+        <w:t>批记录版本未发布、缺少 CELL_RULE_RECONCILED 治理证据或存在 BLOCKER 时，运行态必须 阻断处理。</w:t>
       </w:r>
     </w:p>
     <w:p>
@@ -4913,14 +5016,14 @@
           </w:tcPr>
           <w:p>
             <w:pPr>
-              <w:spacing w:before="0" w:after="0" w:line="252" w:lineRule="auto"/>
-            </w:pPr>
-            <w:r>
-              <w:rPr>
-                <w:rFonts w:ascii="Calibri" w:hAnsi="Calibri" w:eastAsia="Microsoft YaHei"/>
-                <w:sz w:val="20"/>
-              </w:rPr>
-              <w:t>创建、执行中、关闭、归档、质量驳回、作废等；VOIDED 已由代码常量映射为终态。</w:t>
+              <w:spacing w:after="40"/>
+            </w:pPr>
+            <w:r>
+              <w:rPr>
+                <w:rFonts w:ascii="微软雅黑" w:hAnsi="微软雅黑"/>
+                <w:sz w:val="20"/>
+              </w:rPr>
+              <w:t>创建、执行中、关闭、归档、质量驳回、作废等；VOIDED 作为终态纳入状态字典。</w:t>
             </w:r>
           </w:p>
         </w:tc>
@@ -5773,7 +5876,7 @@
           <w:color w:val="2E74B5"/>
           <w:sz w:val="26"/>
         </w:rPr>
-        <w:t>2.2 模块拆分</w:t>
+        <w:t>2.2 模块划分</w:t>
       </w:r>
     </w:p>
     <w:tbl>
@@ -6923,14 +7026,14 @@
           </w:tcPr>
           <w:p>
             <w:pPr>
-              <w:spacing w:before="0" w:after="0" w:line="252" w:lineRule="auto"/>
-            </w:pPr>
-            <w:r>
-              <w:rPr>
-                <w:rFonts w:ascii="Calibri" w:hAnsi="Calibri" w:eastAsia="Microsoft YaHei"/>
-                <w:sz w:val="20"/>
-              </w:rPr>
-              <w:t>当前配置损坏 fail-fast，不使用通用 fallback。</w:t>
+              <w:spacing w:after="40"/>
+            </w:pPr>
+            <w:r>
+              <w:rPr>
+                <w:rFonts w:ascii="微软雅黑" w:hAnsi="微软雅黑"/>
+                <w:sz w:val="20"/>
+              </w:rPr>
+              <w:t>当前配置异常时应阻断处理，不使用通用替代路径。</w:t>
             </w:r>
           </w:p>
         </w:tc>
@@ -8653,9 +8756,9 @@
       </w:pPr>
       <w:r>
         <w:rPr>
-          <w:rFonts w:ascii="Calibri" w:hAnsi="Calibri" w:eastAsia="Microsoft YaHei"/>
+          <w:rFonts w:ascii="微软雅黑" w:hAnsi="微软雅黑"/>
         </w:rPr>
-        <w:t>失败显性化：缺配置、缺快照、缺字段、缺权限、缺真实夹具时必须 fail-fast。</w:t>
+        <w:t>失败显性化：缺配置、缺快照、缺字段、缺权限、缺真实夹具时必须 阻断处理。</w:t>
       </w:r>
     </w:p>
     <w:p>
@@ -12298,14 +12401,14 @@
           </w:tcPr>
           <w:p>
             <w:pPr>
-              <w:spacing w:before="0" w:after="0" w:line="252" w:lineRule="auto"/>
-            </w:pPr>
-            <w:r>
-              <w:rPr>
-                <w:rFonts w:ascii="Calibri" w:hAnsi="Calibri" w:eastAsia="Microsoft YaHei"/>
-                <w:sz w:val="20"/>
-              </w:rPr>
-              <w:t>当前绑定陈旧必须 fail-fast，禁止发布快照通用 fallback。</w:t>
+              <w:spacing w:after="40"/>
+            </w:pPr>
+            <w:r>
+              <w:rPr>
+                <w:rFonts w:ascii="微软雅黑" w:hAnsi="微软雅黑"/>
+                <w:sz w:val="20"/>
+              </w:rPr>
+              <w:t>当前绑定陈旧时必须阻断处理，禁止以发布快照作为通用替代路径。</w:t>
             </w:r>
           </w:p>
         </w:tc>
@@ -12496,14 +12599,14 @@
           </w:tcPr>
           <w:p>
             <w:pPr>
-              <w:spacing w:before="0" w:after="0" w:line="252" w:lineRule="auto"/>
-            </w:pPr>
-            <w:r>
-              <w:rPr>
-                <w:rFonts w:ascii="Calibri" w:hAnsi="Calibri" w:eastAsia="Microsoft YaHei"/>
-                <w:sz w:val="20"/>
-              </w:rPr>
-              <w:t>创建/打开执行记录时按规则读取来源字段，目标为空才写入，并记录审计。</w:t>
+              <w:spacing w:after="40"/>
+            </w:pPr>
+            <w:r>
+              <w:rPr>
+                <w:rFonts w:ascii="微软雅黑" w:hAnsi="微软雅黑"/>
+                <w:sz w:val="20"/>
+              </w:rPr>
+              <w:t>创建/打开执行记录时按规则获取来源字段，目标为空才写入，并记录审计。</w:t>
             </w:r>
           </w:p>
         </w:tc>
@@ -13817,14 +13920,16 @@
           </w:tcPr>
           <w:p>
             <w:pPr>
-              <w:spacing w:before="0" w:after="0" w:line="252" w:lineRule="auto"/>
-            </w:pPr>
-            <w:r>
-              <w:rPr>
-                <w:rFonts w:ascii="Calibri" w:hAnsi="Calibri" w:eastAsia="Microsoft YaHei"/>
-                <w:sz w:val="20"/>
-              </w:rPr>
-              <w:t>本文读取代码、SQL 和历史证据，未对当前真实库 DESCRIBE。</w:t>
+              <w:spacing w:after="0"/>
+            </w:pPr>
+            <w:r/>
+            <w:r>
+              <w:rPr>
+                <w:rFonts w:ascii="Calibri" w:hAnsi="Calibri" w:eastAsia="Microsoft YaHei"/>
+                <w:b w:val="0"/>
+                <w:sz w:val="20"/>
+              </w:rPr>
+              <w:t>上线前应完成数据库结构、菜单权限、接口联调和业务数据准备的专项核验。</w:t>
             </w:r>
           </w:p>
         </w:tc>
@@ -13965,14 +14070,16 @@
           </w:tcPr>
           <w:p>
             <w:pPr>
-              <w:spacing w:before="0" w:after="0" w:line="252" w:lineRule="auto"/>
-            </w:pPr>
-            <w:r>
-              <w:rPr>
-                <w:rFonts w:ascii="Calibri" w:hAnsi="Calibri" w:eastAsia="Microsoft YaHei"/>
-                <w:sz w:val="20"/>
-              </w:rPr>
-              <w:t>本文未启动 8081/48081 服务，也未执行真实 E2E。</w:t>
+              <w:spacing w:after="0"/>
+            </w:pPr>
+            <w:r/>
+            <w:r>
+              <w:rPr>
+                <w:rFonts w:ascii="Calibri" w:hAnsi="Calibri" w:eastAsia="Microsoft YaHei"/>
+                <w:b w:val="0"/>
+                <w:sz w:val="20"/>
+              </w:rPr>
+              <w:t>系统联调和验收测试应在双方确认的测试环境中执行，并形成测试记录。</w:t>
             </w:r>
           </w:p>
         </w:tc>
@@ -14039,14 +14146,16 @@
           </w:tcPr>
           <w:p>
             <w:pPr>
-              <w:spacing w:before="0" w:after="0" w:line="252" w:lineRule="auto"/>
-            </w:pPr>
-            <w:r>
-              <w:rPr>
-                <w:rFonts w:ascii="Calibri" w:hAnsi="Calibri" w:eastAsia="Microsoft YaHei"/>
-                <w:sz w:val="20"/>
-              </w:rPr>
-              <w:t>BPM、Jimu、文件服务、金蝶/工单同步等依赖未在本文中实测。</w:t>
+              <w:spacing w:after="0"/>
+            </w:pPr>
+            <w:r/>
+            <w:r>
+              <w:rPr>
+                <w:rFonts w:ascii="Calibri" w:hAnsi="Calibri" w:eastAsia="Microsoft YaHei"/>
+                <w:b w:val="0"/>
+                <w:sz w:val="20"/>
+              </w:rPr>
+              <w:t>审批流程、表单渲染、文件服务及外部系统集成应按接口联调计划逐项验证。</w:t>
             </w:r>
           </w:p>
         </w:tc>
@@ -14063,14 +14172,14 @@
           </w:tcPr>
           <w:p>
             <w:pPr>
-              <w:spacing w:before="0" w:after="0" w:line="252" w:lineRule="auto"/>
-            </w:pPr>
-            <w:r>
-              <w:rPr>
-                <w:rFonts w:ascii="Calibri" w:hAnsi="Calibri" w:eastAsia="Microsoft YaHei"/>
-                <w:sz w:val="20"/>
-              </w:rPr>
-              <w:t>集成验证失败时 fail-fast，不允许静默降级。</w:t>
+              <w:spacing w:after="40"/>
+            </w:pPr>
+            <w:r>
+              <w:rPr>
+                <w:rFonts w:ascii="微软雅黑" w:hAnsi="微软雅黑"/>
+                <w:sz w:val="20"/>
+              </w:rPr>
+              <w:t>集成验证失败时 阻断处理，不允许静默降级。</w:t>
             </w:r>
           </w:p>
         </w:tc>
@@ -14089,14 +14198,16 @@
           </w:tcPr>
           <w:p>
             <w:pPr>
-              <w:spacing w:before="0" w:after="0" w:line="252" w:lineRule="auto"/>
-            </w:pPr>
-            <w:r>
-              <w:rPr>
-                <w:rFonts w:ascii="Calibri" w:hAnsi="Calibri" w:eastAsia="Microsoft YaHei"/>
-                <w:sz w:val="20"/>
-              </w:rPr>
-              <w:t>文档反推</w:t>
+              <w:spacing w:after="0"/>
+            </w:pPr>
+            <w:r/>
+            <w:r>
+              <w:rPr>
+                <w:rFonts w:ascii="Calibri" w:hAnsi="Calibri" w:eastAsia="Microsoft YaHei"/>
+                <w:b w:val="0"/>
+                <w:sz w:val="20"/>
+              </w:rPr>
+              <w:t>范围控制</w:t>
             </w:r>
           </w:p>
         </w:tc>
@@ -14113,14 +14224,16 @@
           </w:tcPr>
           <w:p>
             <w:pPr>
-              <w:spacing w:before="0" w:after="0" w:line="252" w:lineRule="auto"/>
-            </w:pPr>
-            <w:r>
-              <w:rPr>
-                <w:rFonts w:ascii="Calibri" w:hAnsi="Calibri" w:eastAsia="Microsoft YaHei"/>
-                <w:sz w:val="20"/>
-              </w:rPr>
-              <w:t>需求是从当前系统倒推，不代表新增产品承诺。</w:t>
+              <w:spacing w:after="0"/>
+            </w:pPr>
+            <w:r/>
+            <w:r>
+              <w:rPr>
+                <w:rFonts w:ascii="Calibri" w:hAnsi="Calibri" w:eastAsia="Microsoft YaHei"/>
+                <w:b w:val="0"/>
+                <w:sz w:val="20"/>
+              </w:rPr>
+              <w:t>需求、概要和详细设计应在同一范围基线下保持一致；范围变更应通过项目变更流程确认。</w:t>
             </w:r>
           </w:p>
         </w:tc>
@@ -14137,14 +14250,16 @@
           </w:tcPr>
           <w:p>
             <w:pPr>
-              <w:spacing w:before="0" w:after="0" w:line="252" w:lineRule="auto"/>
-            </w:pPr>
-            <w:r>
-              <w:rPr>
-                <w:rFonts w:ascii="Calibri" w:hAnsi="Calibri" w:eastAsia="Microsoft YaHei"/>
-                <w:sz w:val="20"/>
-              </w:rPr>
-              <w:t>缺证据事项在设计中保持开放问题，不写成已交付能力。</w:t>
+              <w:spacing w:after="0"/>
+            </w:pPr>
+            <w:r/>
+            <w:r>
+              <w:rPr>
+                <w:rFonts w:ascii="Calibri" w:hAnsi="Calibri" w:eastAsia="Microsoft YaHei"/>
+                <w:b w:val="0"/>
+                <w:sz w:val="20"/>
+              </w:rPr>
+              <w:t>未确认事项应纳入问题清单，并在设计评审或项目变更流程中闭环。</w:t>
             </w:r>
           </w:p>
         </w:tc>
@@ -14173,7 +14288,7 @@
           <w:color w:val="2E74B5"/>
           <w:sz w:val="32"/>
         </w:rPr>
-        <w:t>附录 A：关键证据索引</w:t>
+        <w:t>附录 A：设计依据与术语说明</w:t>
       </w:r>
     </w:p>
     <w:tbl>
@@ -14204,14 +14319,16 @@
           </w:tcPr>
           <w:p>
             <w:pPr>
-              <w:spacing w:before="0" w:after="0" w:line="252" w:lineRule="auto"/>
-            </w:pPr>
+              <w:spacing w:after="0"/>
+            </w:pPr>
+            <w:r/>
             <w:r>
               <w:rPr>
                 <w:rFonts w:ascii="Calibri" w:hAnsi="Calibri" w:eastAsia="Microsoft YaHei"/>
                 <w:b/>
-              </w:rPr>
-              <w:t>索引</w:t>
+                <w:sz w:val="20"/>
+              </w:rPr>
+              <w:t>类别</w:t>
             </w:r>
           </w:p>
         </w:tc>
@@ -14229,14 +14346,16 @@
           </w:tcPr>
           <w:p>
             <w:pPr>
-              <w:spacing w:before="0" w:after="0" w:line="252" w:lineRule="auto"/>
-            </w:pPr>
+              <w:spacing w:after="0"/>
+            </w:pPr>
+            <w:r/>
             <w:r>
               <w:rPr>
                 <w:rFonts w:ascii="Calibri" w:hAnsi="Calibri" w:eastAsia="Microsoft YaHei"/>
                 <w:b/>
-              </w:rPr>
-              <w:t>路径</w:t>
+                <w:sz w:val="20"/>
+              </w:rPr>
+              <w:t>说明</w:t>
             </w:r>
           </w:p>
         </w:tc>
@@ -14254,14 +14373,16 @@
           </w:tcPr>
           <w:p>
             <w:pPr>
-              <w:spacing w:before="0" w:after="0" w:line="252" w:lineRule="auto"/>
-            </w:pPr>
+              <w:spacing w:after="0"/>
+            </w:pPr>
+            <w:r/>
             <w:r>
               <w:rPr>
                 <w:rFonts w:ascii="Calibri" w:hAnsi="Calibri" w:eastAsia="Microsoft YaHei"/>
                 <w:b/>
-              </w:rPr>
-              <w:t>说明</w:t>
+                <w:sz w:val="20"/>
+              </w:rPr>
+              <w:t>适用范围</w:t>
             </w:r>
           </w:p>
         </w:tc>
@@ -14280,14 +14401,16 @@
           </w:tcPr>
           <w:p>
             <w:pPr>
-              <w:spacing w:before="0" w:after="0" w:line="252" w:lineRule="auto"/>
-            </w:pPr>
-            <w:r>
-              <w:rPr>
-                <w:rFonts w:ascii="Calibri" w:hAnsi="Calibri" w:eastAsia="Microsoft YaHei"/>
-                <w:sz w:val="20"/>
-              </w:rPr>
-              <w:t>A1</w:t>
+              <w:spacing w:after="0"/>
+            </w:pPr>
+            <w:r/>
+            <w:r>
+              <w:rPr>
+                <w:rFonts w:ascii="Calibri" w:hAnsi="Calibri" w:eastAsia="Microsoft YaHei"/>
+                <w:b w:val="0"/>
+                <w:sz w:val="20"/>
+              </w:rPr>
+              <w:t>需求依据</w:t>
             </w:r>
           </w:p>
         </w:tc>
@@ -14304,14 +14427,16 @@
           </w:tcPr>
           <w:p>
             <w:pPr>
-              <w:spacing w:before="0" w:after="0" w:line="252" w:lineRule="auto"/>
-            </w:pPr>
-            <w:r>
-              <w:rPr>
-                <w:rFonts w:ascii="Calibri" w:hAnsi="Calibri" w:eastAsia="Microsoft YaHei"/>
-                <w:sz w:val="20"/>
-              </w:rPr>
-              <w:t>IntRuoyiBackend/docs/edhr/existing-edhr-contract.md</w:t>
+              <w:spacing w:after="0"/>
+            </w:pPr>
+            <w:r/>
+            <w:r>
+              <w:rPr>
+                <w:rFonts w:ascii="Calibri" w:hAnsi="Calibri" w:eastAsia="Microsoft YaHei"/>
+                <w:b w:val="0"/>
+                <w:sz w:val="20"/>
+              </w:rPr>
+              <w:t>业务流程、质量管理、生产执行、电子记录和审计追溯相关要求。</w:t>
             </w:r>
           </w:p>
         </w:tc>
@@ -14328,14 +14453,16 @@
           </w:tcPr>
           <w:p>
             <w:pPr>
-              <w:spacing w:before="0" w:after="0" w:line="252" w:lineRule="auto"/>
-            </w:pPr>
-            <w:r>
-              <w:rPr>
-                <w:rFonts w:ascii="Calibri" w:hAnsi="Calibri" w:eastAsia="Microsoft YaHei"/>
-                <w:sz w:val="20"/>
-              </w:rPr>
-              <w:t>后端现有合约、控制器、权限、数据对象和禁止改写边界。</w:t>
+              <w:spacing w:after="0"/>
+            </w:pPr>
+            <w:r/>
+            <w:r>
+              <w:rPr>
+                <w:rFonts w:ascii="Calibri" w:hAnsi="Calibri" w:eastAsia="Microsoft YaHei"/>
+                <w:b w:val="0"/>
+                <w:sz w:val="20"/>
+              </w:rPr>
+              <w:t>需求设计、验收标准和业务规则。</w:t>
             </w:r>
           </w:p>
         </w:tc>
@@ -14354,14 +14481,16 @@
           </w:tcPr>
           <w:p>
             <w:pPr>
-              <w:spacing w:before="0" w:after="0" w:line="252" w:lineRule="auto"/>
-            </w:pPr>
-            <w:r>
-              <w:rPr>
-                <w:rFonts w:ascii="Calibri" w:hAnsi="Calibri" w:eastAsia="Microsoft YaHei"/>
-                <w:sz w:val="20"/>
-              </w:rPr>
-              <w:t>A2</w:t>
+              <w:spacing w:after="0"/>
+            </w:pPr>
+            <w:r/>
+            <w:r>
+              <w:rPr>
+                <w:rFonts w:ascii="Calibri" w:hAnsi="Calibri" w:eastAsia="Microsoft YaHei"/>
+                <w:b w:val="0"/>
+                <w:sz w:val="20"/>
+              </w:rPr>
+              <w:t>设计依据</w:t>
             </w:r>
           </w:p>
         </w:tc>
@@ -14378,14 +14507,16 @@
           </w:tcPr>
           <w:p>
             <w:pPr>
-              <w:spacing w:before="0" w:after="0" w:line="252" w:lineRule="auto"/>
-            </w:pPr>
-            <w:r>
-              <w:rPr>
-                <w:rFonts w:ascii="Calibri" w:hAnsi="Calibri" w:eastAsia="Microsoft YaHei"/>
-                <w:sz w:val="20"/>
-              </w:rPr>
-              <w:t>IntRuoyiFronted/docs/edhr/existing-edhr-frontend-contract.md</w:t>
+              <w:spacing w:after="0"/>
+            </w:pPr>
+            <w:r/>
+            <w:r>
+              <w:rPr>
+                <w:rFonts w:ascii="Calibri" w:hAnsi="Calibri" w:eastAsia="Microsoft YaHei"/>
+                <w:b w:val="0"/>
+                <w:sz w:val="20"/>
+              </w:rPr>
+              <w:t>系统模块划分、接口分组、数据模型、权限审计、归档追溯和交付验证要求。</w:t>
             </w:r>
           </w:p>
         </w:tc>
@@ -14402,14 +14533,16 @@
           </w:tcPr>
           <w:p>
             <w:pPr>
-              <w:spacing w:before="0" w:after="0" w:line="252" w:lineRule="auto"/>
-            </w:pPr>
-            <w:r>
-              <w:rPr>
-                <w:rFonts w:ascii="Calibri" w:hAnsi="Calibri" w:eastAsia="Microsoft YaHei"/>
-                <w:sz w:val="20"/>
-              </w:rPr>
-              <w:t>前端 API、页面入口和权限门禁。</w:t>
+              <w:spacing w:after="0"/>
+            </w:pPr>
+            <w:r/>
+            <w:r>
+              <w:rPr>
+                <w:rFonts w:ascii="Calibri" w:hAnsi="Calibri" w:eastAsia="Microsoft YaHei"/>
+                <w:b w:val="0"/>
+                <w:sz w:val="20"/>
+              </w:rPr>
+              <w:t>概要设计和详细设计。</w:t>
             </w:r>
           </w:p>
         </w:tc>
@@ -14428,14 +14561,16 @@
           </w:tcPr>
           <w:p>
             <w:pPr>
-              <w:spacing w:before="0" w:after="0" w:line="252" w:lineRule="auto"/>
-            </w:pPr>
-            <w:r>
-              <w:rPr>
-                <w:rFonts w:ascii="Calibri" w:hAnsi="Calibri" w:eastAsia="Microsoft YaHei"/>
-                <w:sz w:val="20"/>
-              </w:rPr>
-              <w:t>A3</w:t>
+              <w:spacing w:after="0"/>
+            </w:pPr>
+            <w:r/>
+            <w:r>
+              <w:rPr>
+                <w:rFonts w:ascii="Calibri" w:hAnsi="Calibri" w:eastAsia="Microsoft YaHei"/>
+                <w:b w:val="0"/>
+                <w:sz w:val="20"/>
+              </w:rPr>
+              <w:t>术语约定</w:t>
             </w:r>
           </w:p>
         </w:tc>
@@ -14452,14 +14587,16 @@
           </w:tcPr>
           <w:p>
             <w:pPr>
-              <w:spacing w:before="0" w:after="0" w:line="252" w:lineRule="auto"/>
-            </w:pPr>
-            <w:r>
-              <w:rPr>
-                <w:rFonts w:ascii="Calibri" w:hAnsi="Calibri" w:eastAsia="Microsoft YaHei"/>
-                <w:sz w:val="20"/>
-              </w:rPr>
-              <w:t>docs/backend-development.md</w:t>
+              <w:spacing w:after="0"/>
+            </w:pPr>
+            <w:r/>
+            <w:r>
+              <w:rPr>
+                <w:rFonts w:ascii="Calibri" w:hAnsi="Calibri" w:eastAsia="Microsoft YaHei"/>
+                <w:b w:val="0"/>
+                <w:sz w:val="20"/>
+              </w:rPr>
+              <w:t>批记录表单、表单槽位、工序开始、批次执行、工作任务、字段审计链等术语按本文定义使用。</w:t>
             </w:r>
           </w:p>
         </w:tc>
@@ -14476,14 +14613,16 @@
           </w:tcPr>
           <w:p>
             <w:pPr>
-              <w:spacing w:before="0" w:after="0" w:line="252" w:lineRule="auto"/>
-            </w:pPr>
-            <w:r>
-              <w:rPr>
-                <w:rFonts w:ascii="Calibri" w:hAnsi="Calibri" w:eastAsia="Microsoft YaHei"/>
-                <w:sz w:val="20"/>
-              </w:rPr>
-              <w:t>EDHR 详情回填、快照、版本治理、单元格链接、Word 解析和放行负责人门禁。</w:t>
+              <w:spacing w:after="0"/>
+            </w:pPr>
+            <w:r/>
+            <w:r>
+              <w:rPr>
+                <w:rFonts w:ascii="Calibri" w:hAnsi="Calibri" w:eastAsia="Microsoft YaHei"/>
+                <w:b w:val="0"/>
+                <w:sz w:val="20"/>
+              </w:rPr>
+              <w:t>需求、概要、详细设计全文。</w:t>
             </w:r>
           </w:p>
         </w:tc>
@@ -14502,14 +14641,16 @@
           </w:tcPr>
           <w:p>
             <w:pPr>
-              <w:spacing w:before="0" w:after="0" w:line="252" w:lineRule="auto"/>
-            </w:pPr>
-            <w:r>
-              <w:rPr>
-                <w:rFonts w:ascii="Calibri" w:hAnsi="Calibri" w:eastAsia="Microsoft YaHei"/>
-                <w:sz w:val="20"/>
-              </w:rPr>
-              <w:t>A4</w:t>
+              <w:spacing w:after="0"/>
+            </w:pPr>
+            <w:r/>
+            <w:r>
+              <w:rPr>
+                <w:rFonts w:ascii="Calibri" w:hAnsi="Calibri" w:eastAsia="Microsoft YaHei"/>
+                <w:b w:val="0"/>
+                <w:sz w:val="20"/>
+              </w:rPr>
+              <w:t>控制原则</w:t>
             </w:r>
           </w:p>
         </w:tc>
@@ -14526,14 +14667,16 @@
           </w:tcPr>
           <w:p>
             <w:pPr>
-              <w:spacing w:before="0" w:after="0" w:line="252" w:lineRule="auto"/>
-            </w:pPr>
-            <w:r>
-              <w:rPr>
-                <w:rFonts w:ascii="Calibri" w:hAnsi="Calibri" w:eastAsia="Microsoft YaHei"/>
-                <w:sz w:val="20"/>
-              </w:rPr>
-              <w:t>docs/e2e-rules.md</w:t>
+              <w:spacing w:after="0"/>
+            </w:pPr>
+            <w:r/>
+            <w:r>
+              <w:rPr>
+                <w:rFonts w:ascii="Calibri" w:hAnsi="Calibri" w:eastAsia="Microsoft YaHei"/>
+                <w:b w:val="0"/>
+                <w:sz w:val="20"/>
+              </w:rPr>
+              <w:t>正式批记录表单、补充表单槽位和工序开始配置分别建模、分别展示、分别验证。</w:t>
             </w:r>
           </w:p>
         </w:tc>
@@ -14550,14 +14693,16 @@
           </w:tcPr>
           <w:p>
             <w:pPr>
-              <w:spacing w:before="0" w:after="0" w:line="252" w:lineRule="auto"/>
-            </w:pPr>
-            <w:r>
-              <w:rPr>
-                <w:rFonts w:ascii="Calibri" w:hAnsi="Calibri" w:eastAsia="Microsoft YaHei"/>
-                <w:sz w:val="20"/>
-              </w:rPr>
-              <w:t>真实 E2E、作废闭环、工作任务、只读追踪和页面断言门禁。</w:t>
+              <w:spacing w:after="0"/>
+            </w:pPr>
+            <w:r/>
+            <w:r>
+              <w:rPr>
+                <w:rFonts w:ascii="Calibri" w:hAnsi="Calibri" w:eastAsia="Microsoft YaHei"/>
+                <w:b w:val="0"/>
+                <w:sz w:val="20"/>
+              </w:rPr>
+              <w:t>业务流程、接口设计和测试验收。</w:t>
             </w:r>
           </w:p>
         </w:tc>
@@ -14576,14 +14721,15 @@
           </w:tcPr>
           <w:p>
             <w:pPr>
-              <w:spacing w:before="0" w:after="0" w:line="252" w:lineRule="auto"/>
-            </w:pPr>
-            <w:r>
-              <w:rPr>
-                <w:rFonts w:ascii="Calibri" w:hAnsi="Calibri" w:eastAsia="Microsoft YaHei"/>
-                <w:sz w:val="20"/>
-              </w:rPr>
-              <w:t>A5</w:t>
+              <w:spacing w:after="0"/>
+            </w:pPr>
+            <w:r/>
+            <w:r>
+              <w:rPr>
+                <w:rFonts w:ascii="Calibri" w:hAnsi="Calibri" w:eastAsia="Microsoft YaHei"/>
+                <w:b w:val="0"/>
+                <w:sz w:val="20"/>
+              </w:rPr>
             </w:r>
           </w:p>
         </w:tc>
@@ -14600,14 +14746,15 @@
           </w:tcPr>
           <w:p>
             <w:pPr>
-              <w:spacing w:before="0" w:after="0" w:line="252" w:lineRule="auto"/>
-            </w:pPr>
-            <w:r>
-              <w:rPr>
-                <w:rFonts w:ascii="Calibri" w:hAnsi="Calibri" w:eastAsia="Microsoft YaHei"/>
-                <w:sz w:val="20"/>
-              </w:rPr>
-              <w:t>AGENTS.md</w:t>
+              <w:spacing w:after="0"/>
+            </w:pPr>
+            <w:r/>
+            <w:r>
+              <w:rPr>
+                <w:rFonts w:ascii="Calibri" w:hAnsi="Calibri" w:eastAsia="Microsoft YaHei"/>
+                <w:b w:val="0"/>
+                <w:sz w:val="20"/>
+              </w:rPr>
             </w:r>
           </w:p>
         </w:tc>
@@ -14624,14 +14771,15 @@
           </w:tcPr>
           <w:p>
             <w:pPr>
-              <w:spacing w:before="0" w:after="0" w:line="252" w:lineRule="auto"/>
-            </w:pPr>
-            <w:r>
-              <w:rPr>
-                <w:rFonts w:ascii="Calibri" w:hAnsi="Calibri" w:eastAsia="Microsoft YaHei"/>
-                <w:sz w:val="20"/>
-              </w:rPr>
-              <w:t>工艺路线三类配置术语契约和无 fallback 原则。</w:t>
+              <w:spacing w:after="0"/>
+            </w:pPr>
+            <w:r/>
+            <w:r>
+              <w:rPr>
+                <w:rFonts w:ascii="Calibri" w:hAnsi="Calibri" w:eastAsia="Microsoft YaHei"/>
+                <w:b w:val="0"/>
+                <w:sz w:val="20"/>
+              </w:rPr>
             </w:r>
           </w:p>
         </w:tc>
@@ -14650,14 +14798,15 @@
           </w:tcPr>
           <w:p>
             <w:pPr>
-              <w:spacing w:before="0" w:after="0" w:line="252" w:lineRule="auto"/>
-            </w:pPr>
-            <w:r>
-              <w:rPr>
-                <w:rFonts w:ascii="Calibri" w:hAnsi="Calibri" w:eastAsia="Microsoft YaHei"/>
-                <w:sz w:val="20"/>
-              </w:rPr>
-              <w:t>A6</w:t>
+              <w:spacing w:after="0"/>
+            </w:pPr>
+            <w:r/>
+            <w:r>
+              <w:rPr>
+                <w:rFonts w:ascii="Calibri" w:hAnsi="Calibri" w:eastAsia="Microsoft YaHei"/>
+                <w:b w:val="0"/>
+                <w:sz w:val="20"/>
+              </w:rPr>
             </w:r>
           </w:p>
         </w:tc>
@@ -14674,14 +14823,15 @@
           </w:tcPr>
           <w:p>
             <w:pPr>
-              <w:spacing w:before="0" w:after="0" w:line="252" w:lineRule="auto"/>
-            </w:pPr>
-            <w:r>
-              <w:rPr>
-                <w:rFonts w:ascii="Calibri" w:hAnsi="Calibri" w:eastAsia="Microsoft YaHei"/>
-                <w:sz w:val="20"/>
-              </w:rPr>
-              <w:t>doc/tasks/20260727-edhr-cell-link-auto-persist-design</w:t>
+              <w:spacing w:after="0"/>
+            </w:pPr>
+            <w:r/>
+            <w:r>
+              <w:rPr>
+                <w:rFonts w:ascii="Calibri" w:hAnsi="Calibri" w:eastAsia="Microsoft YaHei"/>
+                <w:b w:val="0"/>
+                <w:sz w:val="20"/>
+              </w:rPr>
             </w:r>
           </w:p>
         </w:tc>
@@ -14698,14 +14848,15 @@
           </w:tcPr>
           <w:p>
             <w:pPr>
-              <w:spacing w:before="0" w:after="0" w:line="252" w:lineRule="auto"/>
-            </w:pPr>
-            <w:r>
-              <w:rPr>
-                <w:rFonts w:ascii="Calibri" w:hAnsi="Calibri" w:eastAsia="Microsoft YaHei"/>
-                <w:sz w:val="20"/>
-              </w:rPr>
-              <w:t>单元格链接后端自动落库详细设计证据。</w:t>
+              <w:spacing w:after="0"/>
+            </w:pPr>
+            <w:r/>
+            <w:r>
+              <w:rPr>
+                <w:rFonts w:ascii="Calibri" w:hAnsi="Calibri" w:eastAsia="Microsoft YaHei"/>
+                <w:b w:val="0"/>
+                <w:sz w:val="20"/>
+              </w:rPr>
             </w:r>
           </w:p>
         </w:tc>
@@ -14724,14 +14875,15 @@
           </w:tcPr>
           <w:p>
             <w:pPr>
-              <w:spacing w:before="0" w:after="0" w:line="252" w:lineRule="auto"/>
-            </w:pPr>
-            <w:r>
-              <w:rPr>
-                <w:rFonts w:ascii="Calibri" w:hAnsi="Calibri" w:eastAsia="Microsoft YaHei"/>
-                <w:sz w:val="20"/>
-              </w:rPr>
-              <w:t>A7</w:t>
+              <w:spacing w:after="0"/>
+            </w:pPr>
+            <w:r/>
+            <w:r>
+              <w:rPr>
+                <w:rFonts w:ascii="Calibri" w:hAnsi="Calibri" w:eastAsia="Microsoft YaHei"/>
+                <w:b w:val="0"/>
+                <w:sz w:val="20"/>
+              </w:rPr>
             </w:r>
           </w:p>
         </w:tc>
@@ -14748,14 +14900,15 @@
           </w:tcPr>
           <w:p>
             <w:pPr>
-              <w:spacing w:before="0" w:after="0" w:line="252" w:lineRule="auto"/>
-            </w:pPr>
-            <w:r>
-              <w:rPr>
-                <w:rFonts w:ascii="Calibri" w:hAnsi="Calibri" w:eastAsia="Microsoft YaHei"/>
-                <w:sz w:val="20"/>
-              </w:rPr>
-              <w:t>doc/tasks/20260727-edhr-batch-void-work-task-closure</w:t>
+              <w:spacing w:after="0"/>
+            </w:pPr>
+            <w:r/>
+            <w:r>
+              <w:rPr>
+                <w:rFonts w:ascii="Calibri" w:hAnsi="Calibri" w:eastAsia="Microsoft YaHei"/>
+                <w:b w:val="0"/>
+                <w:sz w:val="20"/>
+              </w:rPr>
             </w:r>
           </w:p>
         </w:tc>
@@ -14772,14 +14925,15 @@
           </w:tcPr>
           <w:p>
             <w:pPr>
-              <w:spacing w:before="0" w:after="0" w:line="252" w:lineRule="auto"/>
-            </w:pPr>
-            <w:r>
-              <w:rPr>
-                <w:rFonts w:ascii="Calibri" w:hAnsi="Calibri" w:eastAsia="Microsoft YaHei"/>
-                <w:sz w:val="20"/>
-              </w:rPr>
-              <w:t>批次作废后工作台任务闭环需求和设计证据。</w:t>
+              <w:spacing w:after="0"/>
+            </w:pPr>
+            <w:r/>
+            <w:r>
+              <w:rPr>
+                <w:rFonts w:ascii="Calibri" w:hAnsi="Calibri" w:eastAsia="Microsoft YaHei"/>
+                <w:b w:val="0"/>
+                <w:sz w:val="20"/>
+              </w:rPr>
             </w:r>
           </w:p>
         </w:tc>
@@ -14798,7 +14952,7 @@
           <w:color w:val="2E74B5"/>
           <w:sz w:val="32"/>
         </w:rPr>
-        <w:t>附录 B：文档生成说明</w:t>
+        <w:t>附录 B：文档控制</w:t>
       </w:r>
     </w:p>
     <w:p>
@@ -14809,8 +14963,10 @@
       <w:r>
         <w:rPr>
           <w:rFonts w:ascii="Calibri" w:hAnsi="Calibri" w:eastAsia="Microsoft YaHei"/>
+          <w:b w:val="0"/>
+          <w:sz w:val="22"/>
         </w:rPr>
-        <w:t>文档采用 standard_business_brief 风格：Calibri/Microsoft YaHei、US Letter、1 inch 页边距、蓝色标题、灰色表头。</w:t>
+        <w:t>文档采用统一的正式交付版式，标题、正文、表格和附录保持一致的排版规范。</w:t>
       </w:r>
     </w:p>
     <w:p>
@@ -14821,8 +14977,10 @@
       <w:r>
         <w:rPr>
           <w:rFonts w:ascii="Calibri" w:hAnsi="Calibri" w:eastAsia="Microsoft YaHei"/>
+          <w:b w:val="0"/>
+          <w:sz w:val="22"/>
         </w:rPr>
-        <w:t>本文不插入未验证的生产数据、账号、密码、真实租户或连接串。</w:t>
+        <w:t>文档不包含生产账号、密码、连接串、密钥或其他敏感信息。</w:t>
       </w:r>
     </w:p>
     <w:p>
@@ -14833,8 +14991,10 @@
       <w:r>
         <w:rPr>
           <w:rFonts w:ascii="Calibri" w:hAnsi="Calibri" w:eastAsia="Microsoft YaHei"/>
+          <w:b w:val="0"/>
+          <w:sz w:val="22"/>
         </w:rPr>
-        <w:t>本文中的接口、表、页面均来自当前工作区只读抽取或已存在项目文档。</w:t>
+        <w:t>接口、数据对象和页面说明以系统设计边界、业务流程和技术实现方案为依据。</w:t>
       </w:r>
     </w:p>
     <w:p>
@@ -14845,8 +15005,10 @@
       <w:r>
         <w:rPr>
           <w:rFonts w:ascii="Calibri" w:hAnsi="Calibri" w:eastAsia="Microsoft YaHei"/>
+          <w:b w:val="0"/>
+          <w:sz w:val="22"/>
         </w:rPr>
-        <w:t>如需正式立项交付，可将本文拆分为三份独立 Word：需求设计、概要设计、详细设计。</w:t>
+        <w:t>需求设计、概要设计和详细设计共同构成本系统建设的成套交付资料。</w:t>
       </w:r>
     </w:p>
     <w:sectPr>
